--- a/presentation/stripe_bloc2_competences.docx
+++ b/presentation/stripe_bloc2_competences.docx
@@ -2067,7 +2067,7 @@
                 <w:sz w:val="18"/>
                 <w:szCs w:val="18"/>
               </w:rPr>
-              <w:t xml:space="preserve">Dashboard Streamlit protégé par login</w:t>
+              <w:t xml:space="preserve">Dashboard Streamlit protégé par login (démo : admin / Bloc2-Demo-2026)</w:t>
             </w:r>
           </w:p>
         </w:tc>
@@ -3505,7 +3505,7 @@
       <w:r>
         <w:drawing>
           <wp:inline distT="0" distB="0" distL="0" distR="0">
-            <wp:extent cx="5715000" cy="3762375"/>
+            <wp:extent cx="5715000" cy="3857625"/>
             <wp:effectExtent t="0" r="0" b="0" l="0"/>
             <wp:docPr id="1" name="Architecture logique implémentée (presentation/stripe_architecture_globale.drawio)" descr="Architecture logique implémentée (presentation/stripe_architecture_globale.drawio)" title="Architecture logique implémentée (presentation/stripe_architecture_globale.drawio)"/>
             <wp:cNvGraphicFramePr>
@@ -3530,7 +3530,7 @@
                   <pic:spPr bwMode="auto">
                     <a:xfrm>
                       <a:off x="0" y="0"/>
-                      <a:ext cx="5715000" cy="3762375"/>
+                      <a:ext cx="5715000" cy="3857625"/>
                     </a:xfrm>
                     <a:prstGeom prst="rect">
                       <a:avLst/>

--- a/presentation/stripe_bloc2_competences.docx
+++ b/presentation/stripe_bloc2_competences.docx
@@ -7019,6 +7019,50 @@
           <w:b/>
           <w:bCs/>
         </w:rPr>
+        <w:t xml:space="preserve">Login du dashboard inopérant dans Docker</w:t>
+      </w:r>
+      <w:r>
+        <w:t xml:space="preserve"> : les variables </w:t>
+      </w:r>
+      <w:r>
+        <w:rPr>
+          <w:rFonts w:ascii="Consolas" w:cs="Consolas" w:eastAsia="Consolas" w:hAnsi="Consolas"/>
+          <w:color w:val="3B3F8F"/>
+          <w:sz w:val="19"/>
+          <w:szCs w:val="19"/>
+        </w:rPr>
+        <w:t xml:space="preserve">DASHBOARD_*</w:t>
+      </w:r>
+      <w:r>
+        <w:t xml:space="preserve"> n’étaient pas transmises au conteneur, qui refusait toute connexion (échec fermé, donc sûr) ; corrigé dans </w:t>
+      </w:r>
+      <w:r>
+        <w:rPr>
+          <w:rFonts w:ascii="Consolas" w:cs="Consolas" w:eastAsia="Consolas" w:hAnsi="Consolas"/>
+          <w:color w:val="3B3F8F"/>
+          <w:sz w:val="19"/>
+          <w:szCs w:val="19"/>
+        </w:rPr>
+        <w:t xml:space="preserve">docker-compose.yml</w:t>
+      </w:r>
+      <w:r>
+        <w:t xml:space="preserve">, connexion vérifiée dans le conteneur.</w:t>
+      </w:r>
+    </w:p>
+    <w:p>
+      <w:pPr>
+        <w:pStyle w:val="ListParagraph"/>
+        <w:numPr>
+          <w:ilvl w:val="0"/>
+          <w:numId w:val="2"/>
+        </w:numPr>
+        <w:spacing w:after="60" w:line="276"/>
+      </w:pPr>
+      <w:r>
+        <w:rPr>
+          <w:b/>
+          <w:bCs/>
+        </w:rPr>
         <w:t xml:space="preserve">Réentraînement automatique</w:t>
       </w:r>
       <w:r>
@@ -7184,7 +7228,7 @@
         <w:t xml:space="preserve">stripe_nosql</w:t>
       </w:r>
       <w:r>
-        <w:t xml:space="preserve">, dashboard protégé par login (hash SHA-256, blocage après échecs).</w:t>
+        <w:t xml:space="preserve">, dashboard protégé par login (hash SHA-256, blocage après échecs ; identifiants de démo admin / Bloc2-Demo-2026).</w:t>
       </w:r>
     </w:p>
     <w:p>
@@ -10441,11 +10485,270 @@
           </w:p>
         </w:tc>
       </w:tr>
+      <w:tr>
+        <w:tc>
+          <w:tcPr>
+            <w:tcW w:type="dxa" w:w="3068"/>
+            <w:tcBorders>
+              <w:top w:val="single" w:color="D5D8E3" w:sz="4"/>
+              <w:left w:val="single" w:color="D5D8E3" w:sz="4"/>
+              <w:bottom w:val="single" w:color="D5D8E3" w:sz="4"/>
+              <w:right w:val="single" w:color="D5D8E3" w:sz="4"/>
+            </w:tcBorders>
+            <w:tcMar>
+              <w:top w:type="dxa" w:w="60"/>
+              <w:left w:type="dxa" w:w="100"/>
+              <w:bottom w:type="dxa" w:w="60"/>
+              <w:right w:type="dxa" w:w="100"/>
+            </w:tcMar>
+          </w:tcPr>
+          <w:p>
+            <w:pPr>
+              <w:spacing w:after="20"/>
+            </w:pPr>
+            <w:r>
+              <w:rPr>
+                <w:rFonts w:ascii="Consolas" w:cs="Consolas" w:eastAsia="Consolas" w:hAnsi="Consolas"/>
+                <w:color w:val="3B3F8F"/>
+                <w:sz w:val="16"/>
+                <w:szCs w:val="16"/>
+              </w:rPr>
+              <w:t xml:space="preserve">queries/</w:t>
+            </w:r>
+          </w:p>
+        </w:tc>
+        <w:tc>
+          <w:tcPr>
+            <w:tcW w:type="dxa" w:w="1805"/>
+            <w:tcBorders>
+              <w:top w:val="single" w:color="D5D8E3" w:sz="4"/>
+              <w:left w:val="single" w:color="D5D8E3" w:sz="4"/>
+              <w:bottom w:val="single" w:color="D5D8E3" w:sz="4"/>
+              <w:right w:val="single" w:color="D5D8E3" w:sz="4"/>
+            </w:tcBorders>
+            <w:tcMar>
+              <w:top w:type="dxa" w:w="60"/>
+              <w:left w:type="dxa" w:w="100"/>
+              <w:bottom w:type="dxa" w:w="60"/>
+              <w:right w:type="dxa" w:w="100"/>
+            </w:tcMar>
+          </w:tcPr>
+          <w:p>
+            <w:pPr>
+              <w:spacing w:after="20"/>
+            </w:pPr>
+            <w:r>
+              <w:rPr>
+                <w:sz w:val="18"/>
+                <w:szCs w:val="18"/>
+              </w:rPr>
+              <w:t xml:space="preserve">Analystes, jury</w:t>
+            </w:r>
+          </w:p>
+        </w:tc>
+        <w:tc>
+          <w:tcPr>
+            <w:tcW w:type="dxa" w:w="4153"/>
+            <w:tcBorders>
+              <w:top w:val="single" w:color="D5D8E3" w:sz="4"/>
+              <w:left w:val="single" w:color="D5D8E3" w:sz="4"/>
+              <w:bottom w:val="single" w:color="D5D8E3" w:sz="4"/>
+              <w:right w:val="single" w:color="D5D8E3" w:sz="4"/>
+            </w:tcBorders>
+            <w:tcMar>
+              <w:top w:type="dxa" w:w="60"/>
+              <w:left w:type="dxa" w:w="100"/>
+              <w:bottom w:type="dxa" w:w="60"/>
+              <w:right w:type="dxa" w:w="100"/>
+            </w:tcMar>
+          </w:tcPr>
+          <w:p>
+            <w:pPr>
+              <w:spacing w:after="20"/>
+            </w:pPr>
+            <w:r>
+              <w:rPr>
+                <w:sz w:val="18"/>
+                <w:szCs w:val="18"/>
+              </w:rPr>
+              <w:t xml:space="preserve">9 requêtes PostgreSQL et 11 MongoDB exécutées par </w:t>
+            </w:r>
+            <w:r>
+              <w:rPr>
+                <w:rFonts w:ascii="Consolas" w:cs="Consolas" w:eastAsia="Consolas" w:hAnsi="Consolas"/>
+                <w:color w:val="3B3F8F"/>
+                <w:sz w:val="16"/>
+                <w:szCs w:val="16"/>
+              </w:rPr>
+              <w:t xml:space="preserve">make queries-check</w:t>
+            </w:r>
+            <w:r>
+              <w:rPr>
+                <w:sz w:val="18"/>
+                <w:szCs w:val="18"/>
+              </w:rPr>
+              <w:t xml:space="preserve">, 5 requêtes Snowflake</w:t>
+            </w:r>
+          </w:p>
+        </w:tc>
+      </w:tr>
+      <w:tr>
+        <w:tc>
+          <w:tcPr>
+            <w:tcW w:type="dxa" w:w="3068"/>
+            <w:tcBorders>
+              <w:top w:val="single" w:color="D5D8E3" w:sz="4"/>
+              <w:left w:val="single" w:color="D5D8E3" w:sz="4"/>
+              <w:bottom w:val="single" w:color="D5D8E3" w:sz="4"/>
+              <w:right w:val="single" w:color="D5D8E3" w:sz="4"/>
+            </w:tcBorders>
+            <w:tcMar>
+              <w:top w:type="dxa" w:w="60"/>
+              <w:left w:type="dxa" w:w="100"/>
+              <w:bottom w:type="dxa" w:w="60"/>
+              <w:right w:type="dxa" w:w="100"/>
+            </w:tcMar>
+          </w:tcPr>
+          <w:p>
+            <w:pPr>
+              <w:spacing w:after="20"/>
+            </w:pPr>
+            <w:r>
+              <w:rPr>
+                <w:sz w:val="18"/>
+                <w:szCs w:val="18"/>
+              </w:rPr>
+              <w:t xml:space="preserve">Dashboard http://localhost:8501</w:t>
+            </w:r>
+          </w:p>
+        </w:tc>
+        <w:tc>
+          <w:tcPr>
+            <w:tcW w:type="dxa" w:w="1805"/>
+            <w:tcBorders>
+              <w:top w:val="single" w:color="D5D8E3" w:sz="4"/>
+              <w:left w:val="single" w:color="D5D8E3" w:sz="4"/>
+              <w:bottom w:val="single" w:color="D5D8E3" w:sz="4"/>
+              <w:right w:val="single" w:color="D5D8E3" w:sz="4"/>
+            </w:tcBorders>
+            <w:tcMar>
+              <w:top w:type="dxa" w:w="60"/>
+              <w:left w:type="dxa" w:w="100"/>
+              <w:bottom w:type="dxa" w:w="60"/>
+              <w:right w:type="dxa" w:w="100"/>
+            </w:tcMar>
+          </w:tcPr>
+          <w:p>
+            <w:pPr>
+              <w:spacing w:after="20"/>
+            </w:pPr>
+            <w:r>
+              <w:rPr>
+                <w:sz w:val="18"/>
+                <w:szCs w:val="18"/>
+              </w:rPr>
+              <w:t xml:space="preserve">Métier, risque, MLOps</w:t>
+            </w:r>
+          </w:p>
+        </w:tc>
+        <w:tc>
+          <w:tcPr>
+            <w:tcW w:type="dxa" w:w="4153"/>
+            <w:tcBorders>
+              <w:top w:val="single" w:color="D5D8E3" w:sz="4"/>
+              <w:left w:val="single" w:color="D5D8E3" w:sz="4"/>
+              <w:bottom w:val="single" w:color="D5D8E3" w:sz="4"/>
+              <w:right w:val="single" w:color="D5D8E3" w:sz="4"/>
+            </w:tcBorders>
+            <w:tcMar>
+              <w:top w:type="dxa" w:w="60"/>
+              <w:left w:type="dxa" w:w="100"/>
+              <w:bottom w:type="dxa" w:w="60"/>
+              <w:right w:type="dxa" w:w="100"/>
+            </w:tcMar>
+          </w:tcPr>
+          <w:p>
+            <w:pPr>
+              <w:spacing w:after="20"/>
+            </w:pPr>
+            <w:r>
+              <w:rPr>
+                <w:sz w:val="18"/>
+                <w:szCs w:val="18"/>
+              </w:rPr>
+              <w:t xml:space="preserve">Onglets Vue d’ensemble et Performance ML ; connexion de démo admin / Bloc2-Demo-2026</w:t>
+            </w:r>
+          </w:p>
+        </w:tc>
+      </w:tr>
     </w:tbl>
     <w:p>
       <w:pPr>
         <w:spacing w:after="120"/>
       </w:pPr>
+    </w:p>
+    <w:p>
+      <w:pPr>
+        <w:keepNext/>
+        <w:spacing w:after="60" w:before="120"/>
+        <w:jc w:val="center"/>
+      </w:pPr>
+      <w:r>
+        <w:drawing>
+          <wp:inline distT="0" distB="0" distL="0" distR="0">
+            <wp:extent cx="5715000" cy="3314700"/>
+            <wp:effectExtent t="0" r="0" b="0" l="0"/>
+            <wp:docPr id="1" name="Structure du code : fichiers et fonctions clés, générée depuis le dépôt" descr="Structure du code : fichiers et fonctions clés, générée depuis le dépôt" title="Structure du code : fichiers et fonctions clés, générée depuis le dépôt"/>
+            <wp:cNvGraphicFramePr>
+              <a:graphicFrameLocks xmlns:a="http://schemas.openxmlformats.org/drawingml/2006/main" noChangeAspect="1"/>
+            </wp:cNvGraphicFramePr>
+            <a:graphic xmlns:a="http://schemas.openxmlformats.org/drawingml/2006/main">
+              <a:graphicData uri="http://schemas.openxmlformats.org/drawingml/2006/picture">
+                <pic:pic xmlns:pic="http://schemas.openxmlformats.org/drawingml/2006/picture">
+                  <pic:nvPicPr>
+                    <pic:cNvPr id="0" name="" descr=""/>
+                    <pic:cNvPicPr>
+                      <a:picLocks noChangeAspect="1" noChangeArrowheads="1"/>
+                    </pic:cNvPicPr>
+                  </pic:nvPicPr>
+                  <pic:blipFill>
+                    <a:blip r:embed="rId11" cstate="none"/>
+                    <a:srcRect/>
+                    <a:stretch>
+                      <a:fillRect/>
+                    </a:stretch>
+                  </pic:blipFill>
+                  <pic:spPr bwMode="auto">
+                    <a:xfrm>
+                      <a:off x="0" y="0"/>
+                      <a:ext cx="5715000" cy="3314700"/>
+                    </a:xfrm>
+                    <a:prstGeom prst="rect">
+                      <a:avLst/>
+                    </a:prstGeom>
+                  </pic:spPr>
+                </pic:pic>
+              </a:graphicData>
+            </a:graphic>
+          </wp:inline>
+        </w:drawing>
+      </w:r>
+    </w:p>
+    <w:p>
+      <w:pPr>
+        <w:spacing w:after="200"/>
+        <w:jc w:val="center"/>
+      </w:pPr>
+      <w:r>
+        <w:rPr>
+          <w:i/>
+          <w:iCs/>
+          <w:color w:val="5F6B7A"/>
+          <w:sz w:val="18"/>
+          <w:szCs w:val="18"/>
+        </w:rPr>
+        <w:t xml:space="preserve">Structure du code : fichiers et fonctions clés, générée depuis le dépôt</w:t>
+      </w:r>
     </w:p>
     <w:p>
       <w:pPr>

--- a/presentation/stripe_bloc2_competences.docx
+++ b/presentation/stripe_bloc2_competences.docx
@@ -6124,7 +6124,7 @@
         <w:t xml:space="preserve">Exécuté</w:t>
       </w:r>
       <w:r>
-        <w:t xml:space="preserve"> : 8 services Docker Compose avec healthchecks, plus les profils optionnels </w:t>
+        <w:t xml:space="preserve"> : 8 services Docker Compose avec sondes de santé, plus les profils optionnels </w:t>
       </w:r>
       <w:r>
         <w:rPr>

--- a/presentation/stripe_bloc2_competences.docx
+++ b/presentation/stripe_bloc2_competences.docx
@@ -1978,7 +1978,7 @@
                 <w:sz w:val="18"/>
                 <w:szCs w:val="18"/>
               </w:rPr>
-              <w:t xml:space="preserve">XGBoost + repli sur règles, MLflow, Evidently, réentraînement automatique</w:t>
+              <w:t xml:space="preserve">XGBoost + repli sur règles, MLflow, Evidently, réentraînement automatique avec retour arrière</w:t>
             </w:r>
           </w:p>
         </w:tc>
@@ -7066,7 +7066,39 @@
         <w:t xml:space="preserve">Réentraînement automatique</w:t>
       </w:r>
       <w:r>
-        <w:t xml:space="preserve"> : précision offline tombée à 0,77 alors que la précision servie restait à 0,98 ; conclusion : juger un modèle sur les deux mesures. Post-mortems dans </w:t>
+        <w:t xml:space="preserve"> : précision offline tombée à 0,77 alors que la précision servie restait à 0,98 ; conclusion : juger un modèle sur les deux mesures.</w:t>
+      </w:r>
+    </w:p>
+    <w:p>
+      <w:pPr>
+        <w:pStyle w:val="ListParagraph"/>
+        <w:numPr>
+          <w:ilvl w:val="0"/>
+          <w:numId w:val="2"/>
+        </w:numPr>
+        <w:spacing w:after="60" w:line="276"/>
+      </w:pPr>
+      <w:r>
+        <w:rPr>
+          <w:b/>
+          <w:bCs/>
+        </w:rPr>
+        <w:t xml:space="preserve">Boucle de réentraînement dégradante (25/09)</w:t>
+      </w:r>
+      <w:r>
+        <w:t xml:space="preserve"> : cinq réentraînements déclenchés par une dérive de vélocité ont fait passer le rappel servi de 0,82 à 0,40 ; corrigé par un retour arrière automatique dans </w:t>
+      </w:r>
+      <w:r>
+        <w:rPr>
+          <w:rFonts w:ascii="Consolas" w:cs="Consolas" w:eastAsia="Consolas" w:hAnsi="Consolas"/>
+          <w:color w:val="3B3F8F"/>
+          <w:sz w:val="19"/>
+          <w:szCs w:val="19"/>
+        </w:rPr>
+        <w:t xml:space="preserve">ml/monitor.py</w:t>
+      </w:r>
+      <w:r>
+        <w:t xml:space="preserve"> (modèle rejeté s'il recule de plus de 0,10 au seuil de blocage) et restauration du modèle précédent depuis le registre MLflow. Post-mortems dans </w:t>
       </w:r>
       <w:r>
         <w:rPr>

--- a/presentation/stripe_bloc2_competences.docx
+++ b/presentation/stripe_bloc2_competences.docx
@@ -1800,7 +1800,7 @@
                 <w:sz w:val="18"/>
                 <w:szCs w:val="18"/>
               </w:rPr>
-              <w:t xml:space="preserve">Schéma Snowflake prêt, chargement en dry-run</w:t>
+              <w:t xml:space="preserve">Snowflake (compte d’essai) : schéma en étoile, export quotidien réel, requêtes exécutées</w:t>
             </w:r>
           </w:p>
         </w:tc>
@@ -3584,7 +3584,7 @@
       <w:r>
         <w:drawing>
           <wp:inline distT="0" distB="0" distL="0" distR="0">
-            <wp:extent cx="5715000" cy="3714750"/>
+            <wp:extent cx="5715000" cy="3752850"/>
             <wp:effectExtent t="0" r="0" b="0" l="0"/>
             <wp:docPr id="1" name="Architecture physique de la cible AWS, fidèle à terraform/envs/prod" descr="Architecture physique de la cible AWS, fidèle à terraform/envs/prod" title="Architecture physique de la cible AWS, fidèle à terraform/envs/prod"/>
             <wp:cNvGraphicFramePr>
@@ -3609,7 +3609,7 @@
                   <pic:spPr bwMode="auto">
                     <a:xfrm>
                       <a:off x="0" y="0"/>
-                      <a:ext cx="5715000" cy="3714750"/>
+                      <a:ext cx="5715000" cy="3752850"/>
                     </a:xfrm>
                     <a:prstGeom prst="rect">
                       <a:avLst/>
@@ -11979,7 +11979,7 @@
         <w:spacing w:after="140" w:line="288"/>
       </w:pPr>
       <w:r>
-        <w:t xml:space="preserve">Le PoC prouve, à coût quasi nul, que la chaîne complète fonctionne : transaction, capture de changement, scoring surveillé, persistance et restitution. Le passage en production ne change pas la logique : il remplace des conteneurs par des services managés, décrits en Terraform et chiffrés en FinOps. Les écarts restants sont identifiés : Terraform non appliqué, Snowflake non connecté, bases vectorielles à construire.</w:t>
+        <w:t xml:space="preserve">Le PoC prouve, à coût quasi nul, que la chaîne complète fonctionne : transaction, capture de changement, scoring surveillé, persistance et restitution. Le passage en production ne change pas la logique : il remplace des conteneurs par des services managés, décrits en Terraform et chiffrés en FinOps. Les écarts restants sont identifiés : Terraform non appliqué, Snowflake sur un compte d’essai, bases vectorielles à construire.</w:t>
       </w:r>
     </w:p>
     <w:sectPr>
